--- a/projeto/artigo/Nota_Decisoes_Metodologicas_revisada.docx
+++ b/projeto/artigo/Nota_Decisoes_Metodologicas_revisada.docx
@@ -1674,8 +1674,32 @@
                 <w:sz w:val="20"/>
                 <w:szCs w:val="20"/>
               </w:rPr>
-              <w:t xml:space="preserve"> O levantamento de cobertura das informações trimestrais indica que a via trimestral, entre as apontadas no parecer, é praticável no universo estudado.</w:t>
-            </w:r>
+              <w:t xml:space="preserve"> O levantamento de cobertura das informações trimestrais indica que a via trimestral, entre as apontadas no parecer, </w:t>
+            </w:r>
+            <w:del w:id="9035" w:author="Revisão" w:date="2026-09-28T12:00:00Z">
+              <w:r>
+                <w:rPr>
+                  <w:rFonts w:ascii="Times New Roman" w:cs="Times New Roman" w:eastAsia="Times New Roman" w:hAnsi="Times New Roman"/>
+                  <w:b w:val="false"/>
+                  <w:bCs w:val="false"/>
+                  <w:sz w:val="20"/>
+                  <w:szCs w:val="20"/>
+                </w:rPr>
+                <w:delText xml:space="preserve">é praticável no universo estudado.</w:delText>
+              </w:r>
+            </w:del>
+            <w:ins w:id="9036" w:author="Revisão" w:date="2026-09-28T12:00:00Z">
+              <w:r>
+                <w:rPr>
+                  <w:rFonts w:ascii="Times New Roman" w:cs="Times New Roman" w:eastAsia="Times New Roman" w:hAnsi="Times New Roman"/>
+                  <w:b w:val="false"/>
+                  <w:bCs w:val="false"/>
+                  <w:sz w:val="20"/>
+                  <w:szCs w:val="20"/>
+                </w:rPr>
+                <w:t xml:space="preserve">é praticável no universo estudado quanto à disponibilidade de dados.</w:t>
+              </w:r>
+            </w:ins>
           </w:p>
         </w:tc>
         <w:tc>
@@ -2438,8 +2462,32 @@
                 <w:sz w:val="20"/>
                 <w:szCs w:val="20"/>
               </w:rPr>
-              <w:t xml:space="preserve">Levantada a cobertura das informações trimestrais, que se mostrou alta em todo o período. Não entra neste artigo, por decisão de escopo, e qualifica a extensão agregada como viável.</w:t>
-            </w:r>
+              <w:t xml:space="preserve">Levantada a cobertura das informações trimestrais, que se mostrou alta em todo o período. Não entra neste artigo, por decisão de escopo, e </w:t>
+            </w:r>
+            <w:del w:id="9033" w:author="Revisão" w:date="2026-09-28T12:00:00Z">
+              <w:r>
+                <w:rPr>
+                  <w:rFonts w:ascii="Times New Roman" w:cs="Times New Roman" w:eastAsia="Times New Roman" w:hAnsi="Times New Roman"/>
+                  <w:b w:val="false"/>
+                  <w:bCs w:val="false"/>
+                  <w:sz w:val="20"/>
+                  <w:szCs w:val="20"/>
+                </w:rPr>
+                <w:delText xml:space="preserve">qualifica a extensão agregada como viável.</w:delText>
+              </w:r>
+            </w:del>
+            <w:ins w:id="9034" w:author="Revisão" w:date="2026-09-28T12:00:00Z">
+              <w:r>
+                <w:rPr>
+                  <w:rFonts w:ascii="Times New Roman" w:cs="Times New Roman" w:eastAsia="Times New Roman" w:hAnsi="Times New Roman"/>
+                  <w:b w:val="false"/>
+                  <w:bCs w:val="false"/>
+                  <w:sz w:val="20"/>
+                  <w:szCs w:val="20"/>
+                </w:rPr>
+                <w:t xml:space="preserve">indica que os dados permitem a extensão agregada, cuja viabilidade econométrica ainda depende de avaliação própria.</w:t>
+              </w:r>
+            </w:ins>
           </w:p>
         </w:tc>
         <w:tc>
@@ -3632,10 +3680,10 @@
         <w:ind w:firstLine="708"/>
         <w:jc w:val="both"/>
         <w:rPr>
-          <w:ins w:id="9031" w:author="Revisão" w:date="2026-09-28T12:00:00Z"/>
+          <w:ins w:id="9037" w:author="Revisão" w:date="2026-09-28T12:00:00Z"/>
         </w:rPr>
       </w:pPr>
-      <w:ins w:id="9032" w:author="Revisão" w:date="2026-09-28T12:00:00Z">
+      <w:ins w:id="9038" w:author="Revisão" w:date="2026-09-28T12:00:00Z">
         <w:r>
           <w:rPr>
             <w:rFonts w:ascii="Times New Roman" w:cs="Times New Roman" w:eastAsia="Times New Roman" w:hAnsi="Times New Roman"/>
@@ -3679,8 +3727,32 @@
           <w:sz w:val="24"/>
           <w:szCs w:val="24"/>
         </w:rPr>
-        <w:t xml:space="preserve">Para a fase de dissertação ficam a expansão da fundamentação teórica e institucional, o teste da leitura sobre alocação de pesos em conjunto informacional maior que oito indicadores, e a extensão agregada em frequência trimestral, cuja viabilidade o levantamento de cobertura confirmou.</w:t>
+        <w:t xml:space="preserve">Para a fase de dissertação ficam a expansão da fundamentação teórica e institucional, o teste da leitura sobre alocação de pesos em conjunto informacional maior que oito indicadores, e a extensão agregada em frequência trimestral, </w:t>
       </w:r>
+      <w:del w:id="9031" w:author="Revisão" w:date="2026-09-28T12:00:00Z">
+        <w:r>
+          <w:rPr>
+            <w:rFonts w:ascii="Times New Roman" w:cs="Times New Roman" w:eastAsia="Times New Roman" w:hAnsi="Times New Roman"/>
+            <w:b w:val="false"/>
+            <w:bCs w:val="false"/>
+            <w:sz w:val="24"/>
+            <w:szCs w:val="24"/>
+          </w:rPr>
+          <w:delText xml:space="preserve">cuja viabilidade o levantamento de cobertura confirmou.</w:delText>
+        </w:r>
+      </w:del>
+      <w:ins w:id="9032" w:author="Revisão" w:date="2026-09-28T12:00:00Z">
+        <w:r>
+          <w:rPr>
+            <w:rFonts w:ascii="Times New Roman" w:cs="Times New Roman" w:eastAsia="Times New Roman" w:hAnsi="Times New Roman"/>
+            <w:b w:val="false"/>
+            <w:bCs w:val="false"/>
+            <w:sz w:val="24"/>
+            <w:szCs w:val="24"/>
+          </w:rPr>
+          <w:t xml:space="preserve">que não é condição para a dissertação: o levantamento confirmou a cobertura dos dados trimestrais, mas a viabilidade econométrica do exercício ainda depende de avaliação própria.</w:t>
+        </w:r>
+      </w:ins>
     </w:p>
     <w:sectPr>
       <w:footerReference w:type="default" r:id="rId7"/>
